--- a/resume/job-applications/faculty/rutgers-ece-lecturer-2026/02_Rutgers_List_of_Courses_Taught.docx
+++ b/resume/job-applications/faculty/rutgers-ece-lecturer-2026/02_Rutgers_List_of_Courses_Taught.docx
@@ -15,7 +15,7 @@
         <w:pStyle w:val="ApplicationNote"/>
       </w:pPr>
       <w:r>
-        <w:t>Waseem Raza, PhD | Lecturer Pool, Electrical and Computer Engineering | Rutgers University-New Brunswick</w:t>
+        <w:t>Waseem Raza, PhD | Rutgers University-New Brunswick | Electrical and Computer Engineering Lecturer Pool</w:t>
       </w:r>
     </w:p>
     <w:p>
@@ -23,7 +23,7 @@
         <w:pStyle w:val="Heading1"/>
       </w:pPr>
       <w:r>
-        <w:t>Courses taught as lecturer</w:t>
+        <w:t>University Courses Previously Taught</w:t>
       </w:r>
     </w:p>
     <w:p>
@@ -31,7 +31,7 @@
         <w:rPr>
           <w:b/>
         </w:rPr>
-        <w:t>University of Lahore, Pakistan | Lecturer, Department of Technology | December 2017–September 2019</w:t>
+        <w:t>University of Lahore, Pakistan | Lecturer | December 2017 to September 2019</w:t>
       </w:r>
     </w:p>
     <w:p>
@@ -42,10 +42,10 @@
         <w:rPr>
           <w:b/>
         </w:rPr>
-        <w:t>Computer Programming</w:t>
+        <w:t>Computer Programming.</w:t>
       </w:r>
       <w:r>
-        <w:t xml:space="preserve"> — University-level lecture instruction; programming fundamentals and engineering applications.</w:t>
+        <w:t xml:space="preserve"> Delivered university-level instruction in programming fundamentals, problem-solving, and engineering applications.</w:t>
       </w:r>
     </w:p>
     <w:p>
@@ -56,10 +56,10 @@
         <w:rPr>
           <w:b/>
         </w:rPr>
-        <w:t>Communication Systems</w:t>
+        <w:t>Communication Systems.</w:t>
       </w:r>
       <w:r>
-        <w:t xml:space="preserve"> — University-level lecture instruction; concepts and analytical problem-solving in communication systems.</w:t>
+        <w:t xml:space="preserve"> Taught concepts and analytical methods for communication systems, including technical problem-solving and engineering applications.</w:t>
       </w:r>
     </w:p>
     <w:p>
@@ -70,18 +70,10 @@
         <w:rPr>
           <w:b/>
         </w:rPr>
-        <w:t>Wireless Communication</w:t>
+        <w:t>Wireless Communication.</w:t>
       </w:r>
       <w:r>
-        <w:t xml:space="preserve"> — University-level lecture instruction; fundamental wireless communication principles and applications.</w:t>
-      </w:r>
-    </w:p>
-    <w:p>
-      <w:pPr>
-        <w:pStyle w:val="ApplicationNote"/>
-      </w:pPr>
-      <w:r>
-        <w:t>The course titles above reflect the verified teaching record in the academic CV. Exact catalog codes, semesters, enrollment numbers, and credit hours have not been independently established and are therefore intentionally omitted.</w:t>
+        <w:t xml:space="preserve"> Taught principles of wireless communication and their application to modern communication systems.</w:t>
       </w:r>
     </w:p>
     <w:p>
@@ -89,7 +81,7 @@
         <w:pStyle w:val="Heading1"/>
       </w:pPr>
       <w:r>
-        <w:t>Additional instructional and mentoring experience (not represented as courses independently taught)</w:t>
+        <w:t>Additional Instructional Experience</w:t>
       </w:r>
     </w:p>
     <w:p>
@@ -97,7 +89,7 @@
         <w:rPr>
           <w:b/>
         </w:rPr>
-        <w:t>University of Engineering and Technology, Taxila, Pakistan | Research Scholar, Communication Systems Lab | August 2014–February 2016</w:t>
+        <w:t>University of Engineering and Technology, Taxila, Pakistan | Communication Systems Laboratory | August 2014 to February 2016</w:t>
       </w:r>
     </w:p>
     <w:p>
@@ -105,7 +97,7 @@
         <w:pStyle w:val="ListBullet"/>
       </w:pPr>
       <w:r>
-        <w:t>Supported communications course instruction, laboratory activities, technical manuals, assignments, examinations, and grading.</w:t>
+        <w:t>Supported communications laboratory instruction, experiments, assignment preparation, examinations, and grading.</w:t>
       </w:r>
     </w:p>
     <w:p>
@@ -113,7 +105,7 @@
         <w:pStyle w:val="ListBullet"/>
       </w:pPr>
       <w:r>
-        <w:t>Guided practical wireless communication experiments and student project materials.</w:t>
+        <w:t>Assisted students with practical experiments and technical documentation.</w:t>
       </w:r>
     </w:p>
     <w:p>
@@ -121,7 +113,7 @@
         <w:rPr>
           <w:b/>
         </w:rPr>
-        <w:t>COMSATS University Islamabad, Pakistan | Research Associate, ComSens Lab | June 2016–December 2017</w:t>
+        <w:t>COMSATS University Islamabad, Pakistan | Research Associate, ComSens Lab | June 2016 to December 2017</w:t>
       </w:r>
     </w:p>
     <w:p>
@@ -129,7 +121,20 @@
         <w:pStyle w:val="ListBullet"/>
       </w:pPr>
       <w:r>
-        <w:t>Mentored Bachelor's and Master's research and thesis students in communications-related experiments, reports, and research presentation.</w:t>
+        <w:t>Mentored Bachelor's and Master's students on communications-related research, thesis projects, experiments, and technical presentations.</w:t>
+      </w:r>
+    </w:p>
+    <w:p>
+      <w:pPr>
+        <w:pStyle w:val="Heading1"/>
+      </w:pPr>
+      <w:r>
+        <w:t>Related Courses of Teaching Interest (Not Previously Taught as Instructor of Record)</w:t>
+      </w:r>
+    </w:p>
+    <w:p>
+      <w:r>
+        <w:t>My PhD in Electrical and Computer Engineering, research in AI/ML for wireless networks, and industry work in telecommunications provide a technical foundation for related instructional assignments, subject to course needs and preparation:</w:t>
       </w:r>
     </w:p>
     <w:p>
@@ -137,20 +142,46 @@
         <w:pStyle w:val="ListBullet"/>
       </w:pPr>
       <w:r>
-        <w:t>Supported laboratory seminars and research activities.</w:t>
+        <w:rPr>
+          <w:b/>
+        </w:rPr>
+        <w:t>Machine Learning for Engineers and Introductory AI/ML:</w:t>
+      </w:r>
+      <w:r>
+        <w:t xml:space="preserve"> supervised learning, classification, regression, model evaluation, and engineering datasets.</w:t>
       </w:r>
     </w:p>
     <w:p>
       <w:pPr>
-        <w:pStyle w:val="Heading1"/>
+        <w:pStyle w:val="ListBullet"/>
       </w:pPr>
       <w:r>
-        <w:t>Rutgers ECE curricular alignment (interest and preparation, not prior teaching claims)</w:t>
+        <w:rPr>
+          <w:b/>
+        </w:rPr>
+        <w:t>Data Science and Programming for Engineers:</w:t>
+      </w:r>
+      <w:r>
+        <w:t xml:space="preserve"> Python-based data processing, visualization, statistical learning, and reproducible experiments.</w:t>
+      </w:r>
+    </w:p>
+    <w:p>
+      <w:pPr>
+        <w:pStyle w:val="ListBullet"/>
+      </w:pPr>
+      <w:r>
+        <w:rPr>
+          <w:b/>
+        </w:rPr>
+        <w:t>Computer and Communication Networks:</w:t>
+      </w:r>
+      <w:r>
+        <w:t xml:space="preserve"> networking principles, network performance, and wireless/cellular systems.</w:t>
       </w:r>
     </w:p>
     <w:p>
       <w:r>
-        <w:t xml:space="preserve">Based on published Rutgers ECE course descriptions, relevant course areas for consideration include </w:t>
+        <w:t xml:space="preserve">At Rutgers, </w:t>
       </w:r>
       <w:r>
         <w:rPr>
@@ -168,16 +199,16 @@
         <w:t>14:332:443 Machine Learning for Engineers</w:t>
       </w:r>
       <w:r>
-        <w:t xml:space="preserve">, in addition to suitable communication systems, wireless networks, and programming assignments. This section describes areas of academic and industry preparation; it does </w:t>
+        <w:t xml:space="preserve"> are examples of relevant curricular areas. These Rutgers courses and the AI/ML areas above are </w:t>
       </w:r>
       <w:r>
         <w:rPr>
           <w:b/>
         </w:rPr>
-        <w:t>not</w:t>
+        <w:t>prospective teaching interests, not claims of previous classroom instruction</w:t>
       </w:r>
       <w:r>
-        <w:t xml:space="preserve"> assert that the named Rutgers courses were previously taught.</w:t>
+        <w:t>.</w:t>
       </w:r>
     </w:p>
     <w:p>
@@ -185,7 +216,7 @@
         <w:pStyle w:val="ApplicationNote"/>
       </w:pPr>
       <w:r>
-        <w:t>Before submission: add exact course codes, terms, credit hours, or teaching evaluations only if you can confirm them from your institutional teaching records.</w:t>
+        <w:t>Course codes, semesters, credit hours, and enrollments for the previously taught courses are omitted because these details have not been independently confirmed.</w:t>
       </w:r>
     </w:p>
     <w:sectPr>
